--- a/спрог/ЛР7 СП КазаковКВ РИС-24-3б.docx
+++ b/спрог/ЛР7 СП КазаковКВ РИС-24-3б.docx
@@ -1030,6 +1030,7 @@
       <w:r>
         <w:rPr>
           <w:rFonts w:ascii="Times New Roman" w:eastAsia="Times New Roman" w:hAnsi="Times New Roman" w:cs="Times New Roman"/>
+          <w:noProof/>
           <w:sz w:val="28"/>
           <w:szCs w:val="28"/>
           <w:lang w:val="en-US"/>
@@ -1110,6 +1111,7 @@
       <w:r>
         <w:rPr>
           <w:rFonts w:ascii="Times New Roman" w:eastAsia="Times New Roman" w:hAnsi="Times New Roman" w:cs="Times New Roman"/>
+          <w:noProof/>
           <w:sz w:val="28"/>
           <w:szCs w:val="28"/>
           <w:lang w:val="en-US"/>
@@ -1167,6 +1169,7 @@
       <w:r>
         <w:rPr>
           <w:rFonts w:ascii="Times New Roman" w:eastAsia="Times New Roman" w:hAnsi="Times New Roman" w:cs="Times New Roman"/>
+          <w:noProof/>
           <w:sz w:val="28"/>
           <w:szCs w:val="28"/>
           <w:lang w:val="en-US"/>
@@ -1228,6 +1231,87 @@
           <w:szCs w:val="28"/>
           <w:lang w:val="ru-RU"/>
         </w:rPr>
+        <w:t>Рисунок 2 – Исходный файл библиотеки</w:t>
+      </w:r>
+    </w:p>
+    <w:p>
+      <w:pPr>
+        <w:pStyle w:val="a5"/>
+        <w:widowControl w:val="0"/>
+        <w:ind w:left="709"/>
+        <w:jc w:val="center"/>
+        <w:rPr>
+          <w:rFonts w:ascii="Times New Roman" w:eastAsia="Times New Roman" w:hAnsi="Times New Roman" w:cs="Times New Roman"/>
+          <w:sz w:val="28"/>
+          <w:szCs w:val="28"/>
+          <w:lang w:val="en-US"/>
+        </w:rPr>
+      </w:pPr>
+      <w:r>
+        <w:rPr>
+          <w:rFonts w:ascii="Times New Roman" w:eastAsia="Times New Roman" w:hAnsi="Times New Roman" w:cs="Times New Roman"/>
+          <w:sz w:val="28"/>
+          <w:szCs w:val="28"/>
+          <w:lang w:val="en-US"/>
+        </w:rPr>
+        <w:lastRenderedPageBreak/>
+        <w:drawing>
+          <wp:inline distT="0" distB="0" distL="0" distR="0" wp14:anchorId="6C30AA3F" wp14:editId="220012DF">
+            <wp:extent cx="3746693" cy="3791145"/>
+            <wp:effectExtent l="0" t="0" r="6350" b="0"/>
+            <wp:docPr id="3" name="Рисунок 3"/>
+            <wp:cNvGraphicFramePr>
+              <a:graphicFrameLocks xmlns:a="http://schemas.openxmlformats.org/drawingml/2006/main" noChangeAspect="1"/>
+            </wp:cNvGraphicFramePr>
+            <a:graphic xmlns:a="http://schemas.openxmlformats.org/drawingml/2006/main">
+              <a:graphicData uri="http://schemas.openxmlformats.org/drawingml/2006/picture">
+                <pic:pic xmlns:pic="http://schemas.openxmlformats.org/drawingml/2006/picture">
+                  <pic:nvPicPr>
+                    <pic:cNvPr id="1" name=""/>
+                    <pic:cNvPicPr/>
+                  </pic:nvPicPr>
+                  <pic:blipFill>
+                    <a:blip r:embed="rId11"/>
+                    <a:stretch>
+                      <a:fillRect/>
+                    </a:stretch>
+                  </pic:blipFill>
+                  <pic:spPr>
+                    <a:xfrm>
+                      <a:off x="0" y="0"/>
+                      <a:ext cx="3746693" cy="3791145"/>
+                    </a:xfrm>
+                    <a:prstGeom prst="rect">
+                      <a:avLst/>
+                    </a:prstGeom>
+                  </pic:spPr>
+                </pic:pic>
+              </a:graphicData>
+            </a:graphic>
+          </wp:inline>
+        </w:drawing>
+      </w:r>
+    </w:p>
+    <w:p>
+      <w:pPr>
+        <w:pStyle w:val="a5"/>
+        <w:widowControl w:val="0"/>
+        <w:ind w:left="709"/>
+        <w:jc w:val="center"/>
+        <w:rPr>
+          <w:rFonts w:ascii="Times New Roman" w:eastAsia="Times New Roman" w:hAnsi="Times New Roman" w:cs="Times New Roman"/>
+          <w:sz w:val="28"/>
+          <w:szCs w:val="28"/>
+          <w:lang w:val="en-US"/>
+        </w:rPr>
+      </w:pPr>
+      <w:r>
+        <w:rPr>
+          <w:rFonts w:ascii="Times New Roman" w:eastAsia="Times New Roman" w:hAnsi="Times New Roman" w:cs="Times New Roman"/>
+          <w:sz w:val="28"/>
+          <w:szCs w:val="28"/>
+          <w:lang w:val="ru-RU"/>
+        </w:rPr>
         <w:t xml:space="preserve">Рисунок </w:t>
       </w:r>
       <w:r>
@@ -1237,7 +1321,7 @@
           <w:szCs w:val="28"/>
           <w:lang w:val="ru-RU"/>
         </w:rPr>
-        <w:t>2</w:t>
+        <w:t>3</w:t>
       </w:r>
       <w:r>
         <w:rPr>
@@ -1255,16 +1339,7 @@
           <w:szCs w:val="28"/>
           <w:lang w:val="ru-RU"/>
         </w:rPr>
-        <w:t>Исходный</w:t>
-      </w:r>
-      <w:r>
-        <w:rPr>
-          <w:rFonts w:ascii="Times New Roman" w:eastAsia="Times New Roman" w:hAnsi="Times New Roman" w:cs="Times New Roman"/>
-          <w:sz w:val="28"/>
-          <w:szCs w:val="28"/>
-          <w:lang w:val="ru-RU"/>
-        </w:rPr>
-        <w:t xml:space="preserve"> файл библиотеки</w:t>
+        <w:t>Сборочный файл</w:t>
       </w:r>
     </w:p>
     <w:p>
@@ -1280,9 +1355,210 @@
           <w:lang w:val="en-US"/>
         </w:rPr>
       </w:pPr>
+      <w:r>
+        <w:rPr>
+          <w:rFonts w:ascii="Times New Roman" w:eastAsia="Times New Roman" w:hAnsi="Times New Roman" w:cs="Times New Roman"/>
+          <w:sz w:val="28"/>
+          <w:szCs w:val="28"/>
+          <w:lang w:val="en-US"/>
+        </w:rPr>
+        <w:drawing>
+          <wp:inline distT="0" distB="0" distL="0" distR="0" wp14:anchorId="5B81BB41" wp14:editId="1AF99EA8">
+            <wp:extent cx="3029106" cy="1066855"/>
+            <wp:effectExtent l="0" t="0" r="0" b="0"/>
+            <wp:docPr id="4" name="Рисунок 4"/>
+            <wp:cNvGraphicFramePr>
+              <a:graphicFrameLocks xmlns:a="http://schemas.openxmlformats.org/drawingml/2006/main" noChangeAspect="1"/>
+            </wp:cNvGraphicFramePr>
+            <a:graphic xmlns:a="http://schemas.openxmlformats.org/drawingml/2006/main">
+              <a:graphicData uri="http://schemas.openxmlformats.org/drawingml/2006/picture">
+                <pic:pic xmlns:pic="http://schemas.openxmlformats.org/drawingml/2006/picture">
+                  <pic:nvPicPr>
+                    <pic:cNvPr id="1" name=""/>
+                    <pic:cNvPicPr/>
+                  </pic:nvPicPr>
+                  <pic:blipFill>
+                    <a:blip r:embed="rId12"/>
+                    <a:stretch>
+                      <a:fillRect/>
+                    </a:stretch>
+                  </pic:blipFill>
+                  <pic:spPr>
+                    <a:xfrm>
+                      <a:off x="0" y="0"/>
+                      <a:ext cx="3029106" cy="1066855"/>
+                    </a:xfrm>
+                    <a:prstGeom prst="rect">
+                      <a:avLst/>
+                    </a:prstGeom>
+                  </pic:spPr>
+                </pic:pic>
+              </a:graphicData>
+            </a:graphic>
+          </wp:inline>
+        </w:drawing>
+      </w:r>
+    </w:p>
+    <w:p>
+      <w:pPr>
+        <w:pStyle w:val="a5"/>
+        <w:widowControl w:val="0"/>
+        <w:ind w:left="709"/>
+        <w:jc w:val="center"/>
+        <w:rPr>
+          <w:rFonts w:ascii="Times New Roman" w:eastAsia="Times New Roman" w:hAnsi="Times New Roman" w:cs="Times New Roman"/>
+          <w:sz w:val="28"/>
+          <w:szCs w:val="28"/>
+          <w:lang w:val="ru-RU"/>
+        </w:rPr>
+      </w:pPr>
+      <w:r>
+        <w:rPr>
+          <w:rFonts w:ascii="Times New Roman" w:eastAsia="Times New Roman" w:hAnsi="Times New Roman" w:cs="Times New Roman"/>
+          <w:sz w:val="28"/>
+          <w:szCs w:val="28"/>
+          <w:lang w:val="ru-RU"/>
+        </w:rPr>
+        <w:t xml:space="preserve">Рисунок </w:t>
+      </w:r>
+      <w:r>
+        <w:rPr>
+          <w:rFonts w:ascii="Times New Roman" w:eastAsia="Times New Roman" w:hAnsi="Times New Roman" w:cs="Times New Roman"/>
+          <w:sz w:val="28"/>
+          <w:szCs w:val="28"/>
+          <w:lang w:val="ru-RU"/>
+        </w:rPr>
+        <w:t>4</w:t>
+      </w:r>
+      <w:r>
+        <w:rPr>
+          <w:rFonts w:ascii="Times New Roman" w:eastAsia="Times New Roman" w:hAnsi="Times New Roman" w:cs="Times New Roman"/>
+          <w:sz w:val="28"/>
+          <w:szCs w:val="28"/>
+          <w:lang w:val="ru-RU"/>
+        </w:rPr>
+        <w:t xml:space="preserve"> – Сбор</w:t>
+      </w:r>
+      <w:r>
+        <w:rPr>
+          <w:rFonts w:ascii="Times New Roman" w:eastAsia="Times New Roman" w:hAnsi="Times New Roman" w:cs="Times New Roman"/>
+          <w:sz w:val="28"/>
+          <w:szCs w:val="28"/>
+          <w:lang w:val="ru-RU"/>
+        </w:rPr>
+        <w:t>ка</w:t>
+      </w:r>
+    </w:p>
+    <w:p>
+      <w:pPr>
+        <w:pStyle w:val="a5"/>
+        <w:widowControl w:val="0"/>
+        <w:ind w:left="709"/>
+        <w:jc w:val="center"/>
+        <w:rPr>
+          <w:rFonts w:ascii="Times New Roman" w:eastAsia="Times New Roman" w:hAnsi="Times New Roman" w:cs="Times New Roman"/>
+          <w:sz w:val="28"/>
+          <w:szCs w:val="28"/>
+          <w:lang w:val="en-US"/>
+        </w:rPr>
+      </w:pPr>
+      <w:r>
+        <w:rPr>
+          <w:rFonts w:ascii="Times New Roman" w:eastAsia="Times New Roman" w:hAnsi="Times New Roman" w:cs="Times New Roman"/>
+          <w:sz w:val="28"/>
+          <w:szCs w:val="28"/>
+          <w:lang w:val="en-US"/>
+        </w:rPr>
+        <w:drawing>
+          <wp:inline distT="0" distB="0" distL="0" distR="0" wp14:anchorId="11B4B9DA" wp14:editId="5D4A8A74">
+            <wp:extent cx="2267067" cy="723937"/>
+            <wp:effectExtent l="0" t="0" r="0" b="0"/>
+            <wp:docPr id="5" name="Рисунок 5"/>
+            <wp:cNvGraphicFramePr>
+              <a:graphicFrameLocks xmlns:a="http://schemas.openxmlformats.org/drawingml/2006/main" noChangeAspect="1"/>
+            </wp:cNvGraphicFramePr>
+            <a:graphic xmlns:a="http://schemas.openxmlformats.org/drawingml/2006/main">
+              <a:graphicData uri="http://schemas.openxmlformats.org/drawingml/2006/picture">
+                <pic:pic xmlns:pic="http://schemas.openxmlformats.org/drawingml/2006/picture">
+                  <pic:nvPicPr>
+                    <pic:cNvPr id="1" name=""/>
+                    <pic:cNvPicPr/>
+                  </pic:nvPicPr>
+                  <pic:blipFill>
+                    <a:blip r:embed="rId13"/>
+                    <a:stretch>
+                      <a:fillRect/>
+                    </a:stretch>
+                  </pic:blipFill>
+                  <pic:spPr>
+                    <a:xfrm>
+                      <a:off x="0" y="0"/>
+                      <a:ext cx="2267067" cy="723937"/>
+                    </a:xfrm>
+                    <a:prstGeom prst="rect">
+                      <a:avLst/>
+                    </a:prstGeom>
+                  </pic:spPr>
+                </pic:pic>
+              </a:graphicData>
+            </a:graphic>
+          </wp:inline>
+        </w:drawing>
+      </w:r>
+    </w:p>
+    <w:p>
+      <w:pPr>
+        <w:pStyle w:val="a5"/>
+        <w:widowControl w:val="0"/>
+        <w:ind w:left="709"/>
+        <w:jc w:val="center"/>
+        <w:rPr>
+          <w:rFonts w:ascii="Times New Roman" w:eastAsia="Times New Roman" w:hAnsi="Times New Roman" w:cs="Times New Roman"/>
+          <w:sz w:val="28"/>
+          <w:szCs w:val="28"/>
+          <w:lang w:val="ru-RU"/>
+        </w:rPr>
+      </w:pPr>
+      <w:r>
+        <w:rPr>
+          <w:rFonts w:ascii="Times New Roman" w:eastAsia="Times New Roman" w:hAnsi="Times New Roman" w:cs="Times New Roman"/>
+          <w:sz w:val="28"/>
+          <w:szCs w:val="28"/>
+          <w:lang w:val="ru-RU"/>
+        </w:rPr>
+        <w:t>Рисунок 5 - Выполнение</w:t>
+      </w:r>
+    </w:p>
+    <w:p>
+      <w:pPr>
+        <w:pStyle w:val="a5"/>
+        <w:widowControl w:val="0"/>
+        <w:ind w:left="709"/>
+        <w:jc w:val="center"/>
+        <w:rPr>
+          <w:rFonts w:ascii="Times New Roman" w:eastAsia="Times New Roman" w:hAnsi="Times New Roman" w:cs="Times New Roman"/>
+          <w:sz w:val="28"/>
+          <w:szCs w:val="28"/>
+          <w:lang w:val="ru-RU"/>
+        </w:rPr>
+      </w:pPr>
+    </w:p>
+    <w:p>
+      <w:pPr>
+        <w:pStyle w:val="a5"/>
+        <w:widowControl w:val="0"/>
+        <w:ind w:left="709"/>
+        <w:jc w:val="center"/>
+        <w:rPr>
+          <w:rFonts w:ascii="Times New Roman" w:eastAsia="Times New Roman" w:hAnsi="Times New Roman" w:cs="Times New Roman"/>
+          <w:sz w:val="28"/>
+          <w:szCs w:val="28"/>
+          <w:lang w:val="en-US"/>
+        </w:rPr>
+      </w:pPr>
     </w:p>
     <w:sectPr>
-      <w:headerReference w:type="default" r:id="rId11"/>
+      <w:headerReference w:type="default" r:id="rId14"/>
       <w:pgSz w:w="11906" w:h="16838"/>
       <w:pgMar w:top="1133" w:right="850" w:bottom="1133" w:left="1700" w:header="720" w:footer="720" w:gutter="0"/>
       <w:pgNumType w:start="1"/>

--- a/спрог/ЛР7 СП КазаковКВ РИС-24-3б.docx
+++ b/спрог/ЛР7 СП КазаковКВ РИС-24-3б.docx
@@ -1250,6 +1250,7 @@
       <w:r>
         <w:rPr>
           <w:rFonts w:ascii="Times New Roman" w:eastAsia="Times New Roman" w:hAnsi="Times New Roman" w:cs="Times New Roman"/>
+          <w:noProof/>
           <w:sz w:val="28"/>
           <w:szCs w:val="28"/>
           <w:lang w:val="en-US"/>
@@ -1312,34 +1313,7 @@
           <w:szCs w:val="28"/>
           <w:lang w:val="ru-RU"/>
         </w:rPr>
-        <w:t xml:space="preserve">Рисунок </w:t>
-      </w:r>
-      <w:r>
-        <w:rPr>
-          <w:rFonts w:ascii="Times New Roman" w:eastAsia="Times New Roman" w:hAnsi="Times New Roman" w:cs="Times New Roman"/>
-          <w:sz w:val="28"/>
-          <w:szCs w:val="28"/>
-          <w:lang w:val="ru-RU"/>
-        </w:rPr>
-        <w:t>3</w:t>
-      </w:r>
-      <w:r>
-        <w:rPr>
-          <w:rFonts w:ascii="Times New Roman" w:eastAsia="Times New Roman" w:hAnsi="Times New Roman" w:cs="Times New Roman"/>
-          <w:sz w:val="28"/>
-          <w:szCs w:val="28"/>
-          <w:lang w:val="ru-RU"/>
-        </w:rPr>
-        <w:t xml:space="preserve"> – </w:t>
-      </w:r>
-      <w:r>
-        <w:rPr>
-          <w:rFonts w:ascii="Times New Roman" w:eastAsia="Times New Roman" w:hAnsi="Times New Roman" w:cs="Times New Roman"/>
-          <w:sz w:val="28"/>
-          <w:szCs w:val="28"/>
-          <w:lang w:val="ru-RU"/>
-        </w:rPr>
-        <w:t>Сборочный файл</w:t>
+        <w:t>Рисунок 3 – Сборочный файл</w:t>
       </w:r>
     </w:p>
     <w:p>
@@ -1358,6 +1332,7 @@
       <w:r>
         <w:rPr>
           <w:rFonts w:ascii="Times New Roman" w:eastAsia="Times New Roman" w:hAnsi="Times New Roman" w:cs="Times New Roman"/>
+          <w:noProof/>
           <w:sz w:val="28"/>
           <w:szCs w:val="28"/>
           <w:lang w:val="en-US"/>
@@ -1419,34 +1394,7 @@
           <w:szCs w:val="28"/>
           <w:lang w:val="ru-RU"/>
         </w:rPr>
-        <w:t xml:space="preserve">Рисунок </w:t>
-      </w:r>
-      <w:r>
-        <w:rPr>
-          <w:rFonts w:ascii="Times New Roman" w:eastAsia="Times New Roman" w:hAnsi="Times New Roman" w:cs="Times New Roman"/>
-          <w:sz w:val="28"/>
-          <w:szCs w:val="28"/>
-          <w:lang w:val="ru-RU"/>
-        </w:rPr>
-        <w:t>4</w:t>
-      </w:r>
-      <w:r>
-        <w:rPr>
-          <w:rFonts w:ascii="Times New Roman" w:eastAsia="Times New Roman" w:hAnsi="Times New Roman" w:cs="Times New Roman"/>
-          <w:sz w:val="28"/>
-          <w:szCs w:val="28"/>
-          <w:lang w:val="ru-RU"/>
-        </w:rPr>
-        <w:t xml:space="preserve"> – Сбор</w:t>
-      </w:r>
-      <w:r>
-        <w:rPr>
-          <w:rFonts w:ascii="Times New Roman" w:eastAsia="Times New Roman" w:hAnsi="Times New Roman" w:cs="Times New Roman"/>
-          <w:sz w:val="28"/>
-          <w:szCs w:val="28"/>
-          <w:lang w:val="ru-RU"/>
-        </w:rPr>
-        <w:t>ка</w:t>
+        <w:t>Рисунок 4 – Сборка</w:t>
       </w:r>
     </w:p>
     <w:p>
@@ -1465,6 +1413,7 @@
       <w:r>
         <w:rPr>
           <w:rFonts w:ascii="Times New Roman" w:eastAsia="Times New Roman" w:hAnsi="Times New Roman" w:cs="Times New Roman"/>
+          <w:noProof/>
           <w:sz w:val="28"/>
           <w:szCs w:val="28"/>
           <w:lang w:val="en-US"/>
@@ -1526,7 +1475,25 @@
           <w:szCs w:val="28"/>
           <w:lang w:val="ru-RU"/>
         </w:rPr>
-        <w:t>Рисунок 5 - Выполнение</w:t>
+        <w:t xml:space="preserve">Рисунок 5 </w:t>
+      </w:r>
+      <w:r>
+        <w:rPr>
+          <w:rFonts w:ascii="Times New Roman" w:eastAsia="Times New Roman" w:hAnsi="Times New Roman" w:cs="Times New Roman"/>
+          <w:sz w:val="28"/>
+          <w:szCs w:val="28"/>
+          <w:lang w:val="ru-RU"/>
+        </w:rPr>
+        <w:t>–</w:t>
+      </w:r>
+      <w:r>
+        <w:rPr>
+          <w:rFonts w:ascii="Times New Roman" w:eastAsia="Times New Roman" w:hAnsi="Times New Roman" w:cs="Times New Roman"/>
+          <w:sz w:val="28"/>
+          <w:szCs w:val="28"/>
+          <w:lang w:val="ru-RU"/>
+        </w:rPr>
+        <w:t xml:space="preserve"> Выполнение</w:t>
       </w:r>
     </w:p>
     <w:p>
@@ -1542,6 +1509,50 @@
           <w:lang w:val="ru-RU"/>
         </w:rPr>
       </w:pPr>
+      <w:r>
+        <w:rPr>
+          <w:rFonts w:ascii="Times New Roman" w:eastAsia="Times New Roman" w:hAnsi="Times New Roman" w:cs="Times New Roman"/>
+          <w:sz w:val="28"/>
+          <w:szCs w:val="28"/>
+          <w:lang w:val="ru-RU"/>
+        </w:rPr>
+        <w:lastRenderedPageBreak/>
+        <w:drawing>
+          <wp:inline distT="0" distB="0" distL="0" distR="0" wp14:anchorId="36ECBE24" wp14:editId="33472CCB">
+            <wp:extent cx="4032457" cy="5239019"/>
+            <wp:effectExtent l="0" t="0" r="6350" b="0"/>
+            <wp:docPr id="6" name="Рисунок 6"/>
+            <wp:cNvGraphicFramePr>
+              <a:graphicFrameLocks xmlns:a="http://schemas.openxmlformats.org/drawingml/2006/main" noChangeAspect="1"/>
+            </wp:cNvGraphicFramePr>
+            <a:graphic xmlns:a="http://schemas.openxmlformats.org/drawingml/2006/main">
+              <a:graphicData uri="http://schemas.openxmlformats.org/drawingml/2006/picture">
+                <pic:pic xmlns:pic="http://schemas.openxmlformats.org/drawingml/2006/picture">
+                  <pic:nvPicPr>
+                    <pic:cNvPr id="1" name=""/>
+                    <pic:cNvPicPr/>
+                  </pic:nvPicPr>
+                  <pic:blipFill>
+                    <a:blip r:embed="rId14"/>
+                    <a:stretch>
+                      <a:fillRect/>
+                    </a:stretch>
+                  </pic:blipFill>
+                  <pic:spPr>
+                    <a:xfrm>
+                      <a:off x="0" y="0"/>
+                      <a:ext cx="4032457" cy="5239019"/>
+                    </a:xfrm>
+                    <a:prstGeom prst="rect">
+                      <a:avLst/>
+                    </a:prstGeom>
+                  </pic:spPr>
+                </pic:pic>
+              </a:graphicData>
+            </a:graphic>
+          </wp:inline>
+        </w:drawing>
+      </w:r>
     </w:p>
     <w:p>
       <w:pPr>
@@ -1553,12 +1564,299 @@
           <w:rFonts w:ascii="Times New Roman" w:eastAsia="Times New Roman" w:hAnsi="Times New Roman" w:cs="Times New Roman"/>
           <w:sz w:val="28"/>
           <w:szCs w:val="28"/>
-          <w:lang w:val="en-US"/>
+          <w:lang w:val="ru-RU"/>
+        </w:rPr>
+      </w:pPr>
+      <w:r>
+        <w:rPr>
+          <w:rFonts w:ascii="Times New Roman" w:eastAsia="Times New Roman" w:hAnsi="Times New Roman" w:cs="Times New Roman"/>
+          <w:sz w:val="28"/>
+          <w:szCs w:val="28"/>
+          <w:lang w:val="ru-RU"/>
+        </w:rPr>
+        <w:t xml:space="preserve">Рисунок </w:t>
+      </w:r>
+      <w:r>
+        <w:rPr>
+          <w:rFonts w:ascii="Times New Roman" w:eastAsia="Times New Roman" w:hAnsi="Times New Roman" w:cs="Times New Roman"/>
+          <w:sz w:val="28"/>
+          <w:szCs w:val="28"/>
+          <w:lang w:val="ru-RU"/>
+        </w:rPr>
+        <w:t>6</w:t>
+      </w:r>
+      <w:r>
+        <w:rPr>
+          <w:rFonts w:ascii="Times New Roman" w:eastAsia="Times New Roman" w:hAnsi="Times New Roman" w:cs="Times New Roman"/>
+          <w:sz w:val="28"/>
+          <w:szCs w:val="28"/>
+          <w:lang w:val="ru-RU"/>
+        </w:rPr>
+        <w:t xml:space="preserve"> – </w:t>
+      </w:r>
+      <w:r>
+        <w:rPr>
+          <w:rFonts w:ascii="Times New Roman" w:eastAsia="Times New Roman" w:hAnsi="Times New Roman" w:cs="Times New Roman"/>
+          <w:sz w:val="28"/>
+          <w:szCs w:val="28"/>
+          <w:lang w:val="ru-RU"/>
+        </w:rPr>
+        <w:t>Сборочный файл динамической библиотеки</w:t>
+      </w:r>
+    </w:p>
+    <w:p>
+      <w:pPr>
+        <w:pStyle w:val="a5"/>
+        <w:widowControl w:val="0"/>
+        <w:ind w:left="709"/>
+        <w:jc w:val="center"/>
+        <w:rPr>
+          <w:rFonts w:ascii="Times New Roman" w:eastAsia="Times New Roman" w:hAnsi="Times New Roman" w:cs="Times New Roman"/>
+          <w:sz w:val="28"/>
+          <w:szCs w:val="28"/>
+          <w:lang w:val="ru-RU"/>
+        </w:rPr>
+      </w:pPr>
+      <w:r>
+        <w:rPr>
+          <w:rFonts w:ascii="Times New Roman" w:eastAsia="Times New Roman" w:hAnsi="Times New Roman" w:cs="Times New Roman"/>
+          <w:sz w:val="28"/>
+          <w:szCs w:val="28"/>
+          <w:lang w:val="ru-RU"/>
+        </w:rPr>
+        <w:drawing>
+          <wp:inline distT="0" distB="0" distL="0" distR="0" wp14:anchorId="13253175" wp14:editId="14E7212F">
+            <wp:extent cx="3587934" cy="927148"/>
+            <wp:effectExtent l="0" t="0" r="0" b="6350"/>
+            <wp:docPr id="7" name="Рисунок 7"/>
+            <wp:cNvGraphicFramePr>
+              <a:graphicFrameLocks xmlns:a="http://schemas.openxmlformats.org/drawingml/2006/main" noChangeAspect="1"/>
+            </wp:cNvGraphicFramePr>
+            <a:graphic xmlns:a="http://schemas.openxmlformats.org/drawingml/2006/main">
+              <a:graphicData uri="http://schemas.openxmlformats.org/drawingml/2006/picture">
+                <pic:pic xmlns:pic="http://schemas.openxmlformats.org/drawingml/2006/picture">
+                  <pic:nvPicPr>
+                    <pic:cNvPr id="1" name=""/>
+                    <pic:cNvPicPr/>
+                  </pic:nvPicPr>
+                  <pic:blipFill>
+                    <a:blip r:embed="rId15"/>
+                    <a:stretch>
+                      <a:fillRect/>
+                    </a:stretch>
+                  </pic:blipFill>
+                  <pic:spPr>
+                    <a:xfrm>
+                      <a:off x="0" y="0"/>
+                      <a:ext cx="3587934" cy="927148"/>
+                    </a:xfrm>
+                    <a:prstGeom prst="rect">
+                      <a:avLst/>
+                    </a:prstGeom>
+                  </pic:spPr>
+                </pic:pic>
+              </a:graphicData>
+            </a:graphic>
+          </wp:inline>
+        </w:drawing>
+      </w:r>
+    </w:p>
+    <w:p>
+      <w:pPr>
+        <w:pStyle w:val="a5"/>
+        <w:widowControl w:val="0"/>
+        <w:ind w:left="709"/>
+        <w:jc w:val="center"/>
+        <w:rPr>
+          <w:rFonts w:ascii="Times New Roman" w:eastAsia="Times New Roman" w:hAnsi="Times New Roman" w:cs="Times New Roman"/>
+          <w:sz w:val="28"/>
+          <w:szCs w:val="28"/>
+          <w:lang w:val="ru-RU"/>
+        </w:rPr>
+      </w:pPr>
+      <w:r>
+        <w:rPr>
+          <w:rFonts w:ascii="Times New Roman" w:eastAsia="Times New Roman" w:hAnsi="Times New Roman" w:cs="Times New Roman"/>
+          <w:sz w:val="28"/>
+          <w:szCs w:val="28"/>
+          <w:lang w:val="ru-RU"/>
+        </w:rPr>
+        <w:t xml:space="preserve">Рисунок </w:t>
+      </w:r>
+      <w:r>
+        <w:rPr>
+          <w:rFonts w:ascii="Times New Roman" w:eastAsia="Times New Roman" w:hAnsi="Times New Roman" w:cs="Times New Roman"/>
+          <w:sz w:val="28"/>
+          <w:szCs w:val="28"/>
+          <w:lang w:val="ru-RU"/>
+        </w:rPr>
+        <w:t>7</w:t>
+      </w:r>
+      <w:r>
+        <w:rPr>
+          <w:rFonts w:ascii="Times New Roman" w:eastAsia="Times New Roman" w:hAnsi="Times New Roman" w:cs="Times New Roman"/>
+          <w:sz w:val="28"/>
+          <w:szCs w:val="28"/>
+          <w:lang w:val="ru-RU"/>
+        </w:rPr>
+        <w:t xml:space="preserve"> – </w:t>
+      </w:r>
+      <w:r>
+        <w:rPr>
+          <w:rFonts w:ascii="Times New Roman" w:eastAsia="Times New Roman" w:hAnsi="Times New Roman" w:cs="Times New Roman"/>
+          <w:sz w:val="28"/>
+          <w:szCs w:val="28"/>
+          <w:lang w:val="ru-RU"/>
+        </w:rPr>
+        <w:t>Сборка</w:t>
+      </w:r>
+      <w:r>
+        <w:rPr>
+          <w:rFonts w:ascii="Times New Roman" w:eastAsia="Times New Roman" w:hAnsi="Times New Roman" w:cs="Times New Roman"/>
+          <w:sz w:val="28"/>
+          <w:szCs w:val="28"/>
+          <w:lang w:val="ru-RU"/>
+        </w:rPr>
+        <w:t xml:space="preserve"> динамической библиотеки</w:t>
+      </w:r>
+    </w:p>
+    <w:p>
+      <w:pPr>
+        <w:pStyle w:val="a5"/>
+        <w:widowControl w:val="0"/>
+        <w:ind w:left="709"/>
+        <w:jc w:val="center"/>
+        <w:rPr>
+          <w:rFonts w:ascii="Times New Roman" w:eastAsia="Times New Roman" w:hAnsi="Times New Roman" w:cs="Times New Roman"/>
+          <w:sz w:val="28"/>
+          <w:szCs w:val="28"/>
+          <w:lang w:val="ru-RU"/>
+        </w:rPr>
+      </w:pPr>
+      <w:r>
+        <w:rPr>
+          <w:rFonts w:ascii="Times New Roman" w:eastAsia="Times New Roman" w:hAnsi="Times New Roman" w:cs="Times New Roman"/>
+          <w:sz w:val="28"/>
+          <w:szCs w:val="28"/>
+          <w:lang w:val="ru-RU"/>
+        </w:rPr>
+        <w:drawing>
+          <wp:inline distT="0" distB="0" distL="0" distR="0" wp14:anchorId="6666A520" wp14:editId="0AD99951">
+            <wp:extent cx="3302170" cy="793791"/>
+            <wp:effectExtent l="0" t="0" r="0" b="6350"/>
+            <wp:docPr id="8" name="Рисунок 8"/>
+            <wp:cNvGraphicFramePr>
+              <a:graphicFrameLocks xmlns:a="http://schemas.openxmlformats.org/drawingml/2006/main" noChangeAspect="1"/>
+            </wp:cNvGraphicFramePr>
+            <a:graphic xmlns:a="http://schemas.openxmlformats.org/drawingml/2006/main">
+              <a:graphicData uri="http://schemas.openxmlformats.org/drawingml/2006/picture">
+                <pic:pic xmlns:pic="http://schemas.openxmlformats.org/drawingml/2006/picture">
+                  <pic:nvPicPr>
+                    <pic:cNvPr id="1" name=""/>
+                    <pic:cNvPicPr/>
+                  </pic:nvPicPr>
+                  <pic:blipFill>
+                    <a:blip r:embed="rId16"/>
+                    <a:stretch>
+                      <a:fillRect/>
+                    </a:stretch>
+                  </pic:blipFill>
+                  <pic:spPr>
+                    <a:xfrm>
+                      <a:off x="0" y="0"/>
+                      <a:ext cx="3302170" cy="793791"/>
+                    </a:xfrm>
+                    <a:prstGeom prst="rect">
+                      <a:avLst/>
+                    </a:prstGeom>
+                  </pic:spPr>
+                </pic:pic>
+              </a:graphicData>
+            </a:graphic>
+          </wp:inline>
+        </w:drawing>
+      </w:r>
+    </w:p>
+    <w:p>
+      <w:pPr>
+        <w:pStyle w:val="a5"/>
+        <w:widowControl w:val="0"/>
+        <w:ind w:left="709"/>
+        <w:jc w:val="center"/>
+        <w:rPr>
+          <w:rFonts w:ascii="Times New Roman" w:eastAsia="Times New Roman" w:hAnsi="Times New Roman" w:cs="Times New Roman"/>
+          <w:sz w:val="28"/>
+          <w:szCs w:val="28"/>
+          <w:lang w:val="ru-RU"/>
+        </w:rPr>
+      </w:pPr>
+      <w:r>
+        <w:rPr>
+          <w:rFonts w:ascii="Times New Roman" w:eastAsia="Times New Roman" w:hAnsi="Times New Roman" w:cs="Times New Roman"/>
+          <w:sz w:val="28"/>
+          <w:szCs w:val="28"/>
+          <w:lang w:val="ru-RU"/>
+        </w:rPr>
+        <w:t xml:space="preserve">Рисунок </w:t>
+      </w:r>
+      <w:r>
+        <w:rPr>
+          <w:rFonts w:ascii="Times New Roman" w:eastAsia="Times New Roman" w:hAnsi="Times New Roman" w:cs="Times New Roman"/>
+          <w:sz w:val="28"/>
+          <w:szCs w:val="28"/>
+          <w:lang w:val="ru-RU"/>
+        </w:rPr>
+        <w:t>8</w:t>
+      </w:r>
+      <w:r>
+        <w:rPr>
+          <w:rFonts w:ascii="Times New Roman" w:eastAsia="Times New Roman" w:hAnsi="Times New Roman" w:cs="Times New Roman"/>
+          <w:sz w:val="28"/>
+          <w:szCs w:val="28"/>
+          <w:lang w:val="ru-RU"/>
+        </w:rPr>
+        <w:t xml:space="preserve"> – </w:t>
+      </w:r>
+      <w:r>
+        <w:rPr>
+          <w:rFonts w:ascii="Times New Roman" w:eastAsia="Times New Roman" w:hAnsi="Times New Roman" w:cs="Times New Roman"/>
+          <w:sz w:val="28"/>
+          <w:szCs w:val="28"/>
+          <w:lang w:val="ru-RU"/>
+        </w:rPr>
+        <w:t>Запуск проекта с динамической библиотекой</w:t>
+      </w:r>
+    </w:p>
+    <w:p>
+      <w:pPr>
+        <w:pStyle w:val="a5"/>
+        <w:widowControl w:val="0"/>
+        <w:ind w:left="709"/>
+        <w:jc w:val="center"/>
+        <w:rPr>
+          <w:rFonts w:ascii="Times New Roman" w:eastAsia="Times New Roman" w:hAnsi="Times New Roman" w:cs="Times New Roman"/>
+          <w:sz w:val="28"/>
+          <w:szCs w:val="28"/>
+          <w:lang w:val="ru-RU"/>
+        </w:rPr>
+      </w:pPr>
+    </w:p>
+    <w:p>
+      <w:pPr>
+        <w:pStyle w:val="a5"/>
+        <w:widowControl w:val="0"/>
+        <w:ind w:left="709"/>
+        <w:jc w:val="center"/>
+        <w:rPr>
+          <w:rFonts w:ascii="Times New Roman" w:eastAsia="Times New Roman" w:hAnsi="Times New Roman" w:cs="Times New Roman"/>
+          <w:sz w:val="28"/>
+          <w:szCs w:val="28"/>
+          <w:lang w:val="ru-RU"/>
         </w:rPr>
       </w:pPr>
     </w:p>
     <w:sectPr>
-      <w:headerReference w:type="default" r:id="rId14"/>
+      <w:headerReference w:type="default" r:id="rId17"/>
       <w:pgSz w:w="11906" w:h="16838"/>
       <w:pgMar w:top="1133" w:right="850" w:bottom="1133" w:left="1700" w:header="720" w:footer="720" w:gutter="0"/>
       <w:pgNumType w:start="1"/>
